--- a/testakten/zivilprozess-werkvertragsstreit-saalbau-rosenheim-bgh-revision-pohlmann/13-berufungsbegruendung-olg-muenchen.docx
+++ b/testakten/zivilprozess-werkvertragsstreit-saalbau-rosenheim-bgh-revision-pohlmann/13-berufungsbegruendung-olg-muenchen.docx
@@ -98,20 +98,28 @@
     <w:p>
       <w:pPr>
         <w:pStyle w:val="Heading2"/>
+        <w:keepNext/>
+        <w:spacing w:after="0"/>
       </w:pPr>
       <w:r>
         <w:rPr>
           <w:rFonts w:ascii="Times New Roman" w:hAnsi="Times New Roman"/>
         </w:rPr>
-        <w:t>Formalia und Fristen</w:t>
+        <w:t>1 Formalia und Fristen</w:t>
       </w:r>
+    </w:p>
+    <w:p>
+      <w:pPr>
+        <w:keepNext/>
+        <w:spacing w:before="0" w:after="0" w:line="220" w:lineRule="exact"/>
+      </w:pPr>
     </w:p>
     <w:p>
       <w:pPr>
         <w:jc w:val="left"/>
       </w:pPr>
       <w:r>
-        <w:t>Die Berufung wurde mit Schriftsatz vom 04.09.2027 form- und fristgerecht eingelegt (§ 517 ZPO; Urteilszustellung 05.08.2027; Berufungsfrist bis 05.09.2027 — Eingang OLG 04.09.2027).</w:t>
+        <w:t>Die Berufung wurde mit Schriftsatz vom 04.09.2027 form- und fristgerecht eingelegt (§ 517 ZPO; Urteilszustellung 05.08.2027; Berufungsfrist bis Montag, 06.09.2027 gemäß § 222 Abs. 2 ZPO — Eingang OLG 04.09.2027).</w:t>
       </w:r>
     </w:p>
     <w:p>
@@ -149,13 +157,21 @@
     <w:p>
       <w:pPr>
         <w:pStyle w:val="Heading2"/>
+        <w:keepNext/>
+        <w:spacing w:after="0"/>
       </w:pPr>
       <w:r>
         <w:rPr>
           <w:rFonts w:ascii="Times New Roman" w:hAnsi="Times New Roman"/>
         </w:rPr>
-        <w:t>Berufungsanträge der Klägerin</w:t>
+        <w:t>2 Berufungsanträge der Klägerin</w:t>
       </w:r>
+    </w:p>
+    <w:p>
+      <w:pPr>
+        <w:keepNext/>
+        <w:spacing w:before="0" w:after="0" w:line="220" w:lineRule="exact"/>
+      </w:pPr>
     </w:p>
     <w:p>
       <w:pPr>
@@ -173,7 +189,7 @@
         <w:rPr>
           <w:b/>
         </w:rPr>
-        <w:t>1.</w:t>
+        <w:t>2.1</w:t>
       </w:r>
       <w:r>
         <w:t xml:space="preserve"> Das Urteil des Landgerichts Traunstein vom 22.07.2027, Az. 1 O 2188/25, wird aufgehoben, soweit die Klage abgewiesen wurde.</w:t>
@@ -187,7 +203,7 @@
         <w:rPr>
           <w:b/>
         </w:rPr>
-        <w:t>2.</w:t>
+        <w:t>2.2</w:t>
       </w:r>
       <w:r>
         <w:t xml:space="preserve"> Die Beklagte wird verurteilt, an die Klägerin weitere </w:t>
@@ -210,7 +226,7 @@
         <w:rPr>
           <w:b/>
         </w:rPr>
-        <w:t>3.</w:t>
+        <w:t>2.3</w:t>
       </w:r>
       <w:r>
         <w:t xml:space="preserve"> Die Kosten des Berufungsverfahrens trägt die Beklagte.</w:t>
@@ -220,24 +236,40 @@
     <w:p>
       <w:pPr>
         <w:pStyle w:val="Heading2"/>
+        <w:keepNext/>
+        <w:spacing w:after="0"/>
       </w:pPr>
       <w:r>
         <w:rPr>
           <w:rFonts w:ascii="Times New Roman" w:hAnsi="Times New Roman"/>
         </w:rPr>
-        <w:t>Berufungsbegründung</w:t>
+        <w:t>3 Berufungsbegründung</w:t>
       </w:r>
     </w:p>
     <w:p>
       <w:pPr>
+        <w:keepNext/>
+        <w:spacing w:before="0" w:after="0" w:line="220" w:lineRule="exact"/>
+      </w:pPr>
+    </w:p>
+    <w:p>
+      <w:pPr>
         <w:pStyle w:val="Heading3"/>
+        <w:keepNext/>
+        <w:spacing w:after="0"/>
       </w:pPr>
       <w:r>
         <w:rPr>
           <w:rFonts w:ascii="Times New Roman" w:hAnsi="Times New Roman"/>
         </w:rPr>
-        <w:t>I. Folgemängelschäden — Hotelkosten (teilweise abgewiesen)</w:t>
+        <w:t>3.1 Folgemängelschäden — Hotelkosten (teilweise abgewiesen)</w:t>
       </w:r>
+    </w:p>
+    <w:p>
+      <w:pPr>
+        <w:keepNext/>
+        <w:spacing w:before="0" w:after="0" w:line="220" w:lineRule="exact"/>
+      </w:pPr>
     </w:p>
     <w:p>
       <w:pPr>
@@ -264,13 +296,21 @@
     <w:p>
       <w:pPr>
         <w:pStyle w:val="Heading3"/>
+        <w:keepNext/>
+        <w:spacing w:after="0"/>
       </w:pPr>
       <w:r>
         <w:rPr>
           <w:rFonts w:ascii="Times New Roman" w:hAnsi="Times New Roman"/>
         </w:rPr>
-        <w:t>II. Gutachterkosten Schadensfeststellung (vollständig abgewiesen)</w:t>
+        <w:t>3.2 Gutachterkosten Schadensfeststellung (vollständig abgewiesen)</w:t>
       </w:r>
+    </w:p>
+    <w:p>
+      <w:pPr>
+        <w:keepNext/>
+        <w:spacing w:before="0" w:after="0" w:line="220" w:lineRule="exact"/>
+      </w:pPr>
     </w:p>
     <w:p>
       <w:pPr>
@@ -283,13 +323,21 @@
     <w:p>
       <w:pPr>
         <w:pStyle w:val="Heading3"/>
+        <w:keepNext/>
+        <w:spacing w:after="0"/>
       </w:pPr>
       <w:r>
         <w:rPr>
           <w:rFonts w:ascii="Times New Roman" w:hAnsi="Times New Roman"/>
         </w:rPr>
-        <w:t>III. Bodenaustausch — Kürzung auf 95.000 EUR</w:t>
+        <w:t>3.3 Bodenaustausch — Kürzung auf 95.000 EUR</w:t>
       </w:r>
+    </w:p>
+    <w:p>
+      <w:pPr>
+        <w:keepNext/>
+        <w:spacing w:before="0" w:after="0" w:line="220" w:lineRule="exact"/>
+      </w:pPr>
     </w:p>
     <w:p>
       <w:pPr>
@@ -330,13 +378,21 @@
     <w:p>
       <w:pPr>
         <w:pStyle w:val="Heading3"/>
+        <w:keepNext/>
+        <w:spacing w:after="0"/>
       </w:pPr>
       <w:r>
         <w:rPr>
           <w:rFonts w:ascii="Times New Roman" w:hAnsi="Times New Roman"/>
         </w:rPr>
-        <w:t>IV. Verzögerungsschaden</w:t>
+        <w:t>3.4 Verzögerungsschaden</w:t>
       </w:r>
+    </w:p>
+    <w:p>
+      <w:pPr>
+        <w:keepNext/>
+        <w:spacing w:before="0" w:after="0" w:line="220" w:lineRule="exact"/>
+      </w:pPr>
     </w:p>
     <w:p>
       <w:pPr>
@@ -364,13 +420,21 @@
     <w:p>
       <w:pPr>
         <w:pStyle w:val="Heading2"/>
+        <w:keepNext/>
+        <w:spacing w:after="0"/>
       </w:pPr>
       <w:r>
         <w:rPr>
           <w:rFonts w:ascii="Times New Roman" w:hAnsi="Times New Roman"/>
         </w:rPr>
-        <w:t>Beweisangebote Berufungsinstanz</w:t>
+        <w:t>4 Beweisangebote Berufungsinstanz</w:t>
       </w:r>
+    </w:p>
+    <w:p>
+      <w:pPr>
+        <w:keepNext/>
+        <w:spacing w:before="0" w:after="0" w:line="220" w:lineRule="exact"/>
+      </w:pPr>
     </w:p>
     <w:p>
       <w:pPr>
@@ -400,13 +464,21 @@
     <w:p>
       <w:pPr>
         <w:pStyle w:val="Heading2"/>
+        <w:keepNext/>
+        <w:spacing w:after="0"/>
       </w:pPr>
       <w:r>
         <w:rPr>
           <w:rFonts w:ascii="Times New Roman" w:hAnsi="Times New Roman"/>
         </w:rPr>
-        <w:t>Quellen</w:t>
+        <w:t>5 Quellen</w:t>
       </w:r>
+    </w:p>
+    <w:p>
+      <w:pPr>
+        <w:keepNext/>
+        <w:spacing w:before="0" w:after="0" w:line="220" w:lineRule="exact"/>
+      </w:pPr>
     </w:p>
     <w:p>
       <w:pPr>
